--- a/parsing/article.docx
+++ b/parsing/article.docx
@@ -4,62 +4,31 @@
   <w:body>
     <w:p>
       <w:pPr>
+        <w:pStyle w:val="BodyText"/>
+        <w:rPr/>
+      </w:pPr>
+      <w:r>
+        <w:rPr/>
+      </w:r>
+    </w:p>
+    <w:p>
+      <w:pPr>
         <w:pStyle w:val="Heading1"/>
-        <w:spacing w:before="240" w:after="0"/>
-        <w:jc w:val="center"/>
-        <w:rPr>
-          <w:color w:val="auto"/>
-        </w:rPr>
-      </w:pPr>
-      <w:bookmarkStart w:id="0" w:name="_Toc188026902"/>
-      <w:r>
-        <w:rPr>
-          <w:color w:val="auto"/>
-        </w:rPr>
-        <w:t>ГРУСТЬ</w:t>
-      </w:r>
-      <w:bookmarkEnd w:id="0"/>
-    </w:p>
-    <w:p>
-      <w:pPr>
-        <w:pStyle w:val="Normal"/>
-        <w:rPr/>
-      </w:pPr>
-      <w:r>
-        <w:rPr/>
+        <w:rPr/>
+      </w:pPr>
+      <w:r>
+        <w:rPr/>
+        <w:t>Название темы (типа «Грусть ребенка»)</w:t>
       </w:r>
     </w:p>
     <w:p>
       <w:pPr>
         <w:pStyle w:val="Heading2"/>
-        <w:numPr>
-          <w:ilvl w:val="0"/>
-          <w:numId w:val="1"/>
-        </w:numPr>
-        <w:rPr>
-          <w:rFonts w:ascii="Calibri" w:hAnsi="Calibri" w:cs="Calibri" w:asciiTheme="minorHAnsi" w:cstheme="minorHAnsi" w:hAnsiTheme="minorHAnsi"/>
-          <w:b/>
-          <w:color w:val="auto"/>
-        </w:rPr>
-      </w:pPr>
-      <w:bookmarkStart w:id="1" w:name="_Toc188026903"/>
-      <w:r>
-        <w:rPr>
-          <w:rFonts w:cs="Calibri" w:ascii="Calibri" w:hAnsi="Calibri" w:asciiTheme="minorHAnsi" w:cstheme="minorHAnsi" w:hAnsiTheme="minorHAnsi"/>
-          <w:b/>
-          <w:color w:val="auto"/>
-        </w:rPr>
-        <w:t>Грусть ребенка: что происходит в душе маленького человека?</w:t>
-      </w:r>
-      <w:bookmarkEnd w:id="1"/>
-    </w:p>
-    <w:p>
-      <w:pPr>
-        <w:pStyle w:val="Normal"/>
-        <w:rPr/>
-      </w:pPr>
-      <w:r>
-        <w:rPr/>
+        <w:rPr/>
+      </w:pPr>
+      <w:r>
+        <w:rPr/>
+        <w:t xml:space="preserve">Название статьи </w:t>
       </w:r>
     </w:p>
     <w:p>
@@ -163,7 +132,7 @@
         <w:pStyle w:val="Normal"/>
         <w:numPr>
           <w:ilvl w:val="0"/>
-          <w:numId w:val="2"/>
+          <w:numId w:val="1"/>
         </w:numPr>
         <w:rPr/>
       </w:pPr>
@@ -184,7 +153,7 @@
         <w:pStyle w:val="Normal"/>
         <w:numPr>
           <w:ilvl w:val="0"/>
-          <w:numId w:val="2"/>
+          <w:numId w:val="1"/>
         </w:numPr>
         <w:rPr/>
       </w:pPr>
@@ -205,7 +174,7 @@
         <w:pStyle w:val="Normal"/>
         <w:numPr>
           <w:ilvl w:val="0"/>
-          <w:numId w:val="2"/>
+          <w:numId w:val="1"/>
         </w:numPr>
         <w:rPr/>
       </w:pPr>
@@ -226,7 +195,7 @@
         <w:pStyle w:val="Normal"/>
         <w:numPr>
           <w:ilvl w:val="0"/>
-          <w:numId w:val="2"/>
+          <w:numId w:val="1"/>
         </w:numPr>
         <w:rPr/>
       </w:pPr>
@@ -247,7 +216,7 @@
         <w:pStyle w:val="Normal"/>
         <w:numPr>
           <w:ilvl w:val="0"/>
-          <w:numId w:val="2"/>
+          <w:numId w:val="1"/>
         </w:numPr>
         <w:rPr/>
       </w:pPr>
@@ -268,7 +237,7 @@
         <w:pStyle w:val="Normal"/>
         <w:numPr>
           <w:ilvl w:val="0"/>
-          <w:numId w:val="2"/>
+          <w:numId w:val="1"/>
         </w:numPr>
         <w:rPr/>
       </w:pPr>
@@ -289,7 +258,7 @@
         <w:pStyle w:val="Normal"/>
         <w:numPr>
           <w:ilvl w:val="0"/>
-          <w:numId w:val="2"/>
+          <w:numId w:val="1"/>
         </w:numPr>
         <w:rPr/>
       </w:pPr>
@@ -310,7 +279,7 @@
         <w:pStyle w:val="Normal"/>
         <w:numPr>
           <w:ilvl w:val="0"/>
-          <w:numId w:val="2"/>
+          <w:numId w:val="1"/>
         </w:numPr>
         <w:rPr/>
       </w:pPr>
@@ -331,7 +300,7 @@
         <w:pStyle w:val="Normal"/>
         <w:numPr>
           <w:ilvl w:val="0"/>
-          <w:numId w:val="2"/>
+          <w:numId w:val="1"/>
         </w:numPr>
         <w:rPr/>
       </w:pPr>
@@ -411,6 +380,7 @@
       <w:pPr>
         <w:pStyle w:val="Normal"/>
         <w:widowControl/>
+        <w:suppressAutoHyphens w:val="true"/>
         <w:bidi w:val="0"/>
         <w:spacing w:lineRule="auto" w:line="259" w:before="0" w:after="160"/>
         <w:jc w:val="left"/>
@@ -428,7 +398,7 @@
       <w:pgNumType w:fmt="decimal"/>
       <w:formProt w:val="false"/>
       <w:textDirection w:val="lrTb"/>
-      <w:docGrid w:type="default" w:linePitch="360" w:charSpace="4096"/>
+      <w:docGrid w:type="default" w:linePitch="360" w:charSpace="8192"/>
     </w:sectPr>
   </w:body>
 </w:document>
@@ -444,35 +414,35 @@
       <w:lvlJc w:val="left"/>
       <w:pPr>
         <w:tabs>
-          <w:tab w:val="num" w:pos="0"/>
-        </w:tabs>
-        <w:ind w:left="502" w:hanging="360"/>
+          <w:tab w:val="num" w:pos="720"/>
+        </w:tabs>
+        <w:ind w:left="720" w:hanging="360"/>
       </w:pPr>
       <w:rPr/>
     </w:lvl>
     <w:lvl w:ilvl="1">
       <w:start w:val="1"/>
-      <w:numFmt w:val="lowerLetter"/>
+      <w:numFmt w:val="decimal"/>
       <w:lvlText w:val="%2."/>
       <w:lvlJc w:val="left"/>
       <w:pPr>
         <w:tabs>
-          <w:tab w:val="num" w:pos="0"/>
-        </w:tabs>
-        <w:ind w:left="1222" w:hanging="360"/>
+          <w:tab w:val="num" w:pos="1440"/>
+        </w:tabs>
+        <w:ind w:left="1440" w:hanging="360"/>
       </w:pPr>
       <w:rPr/>
     </w:lvl>
     <w:lvl w:ilvl="2">
       <w:start w:val="1"/>
-      <w:numFmt w:val="lowerRoman"/>
+      <w:numFmt w:val="decimal"/>
       <w:lvlText w:val="%3."/>
-      <w:lvlJc w:val="right"/>
-      <w:pPr>
-        <w:tabs>
-          <w:tab w:val="num" w:pos="0"/>
-        </w:tabs>
-        <w:ind w:left="1942" w:hanging="180"/>
+      <w:lvlJc w:val="left"/>
+      <w:pPr>
+        <w:tabs>
+          <w:tab w:val="num" w:pos="2160"/>
+        </w:tabs>
+        <w:ind w:left="2160" w:hanging="360"/>
       </w:pPr>
       <w:rPr/>
     </w:lvl>
@@ -483,35 +453,35 @@
       <w:lvlJc w:val="left"/>
       <w:pPr>
         <w:tabs>
-          <w:tab w:val="num" w:pos="0"/>
-        </w:tabs>
-        <w:ind w:left="2662" w:hanging="360"/>
+          <w:tab w:val="num" w:pos="2880"/>
+        </w:tabs>
+        <w:ind w:left="2880" w:hanging="360"/>
       </w:pPr>
       <w:rPr/>
     </w:lvl>
     <w:lvl w:ilvl="4">
       <w:start w:val="1"/>
-      <w:numFmt w:val="lowerLetter"/>
+      <w:numFmt w:val="decimal"/>
       <w:lvlText w:val="%5."/>
       <w:lvlJc w:val="left"/>
       <w:pPr>
         <w:tabs>
-          <w:tab w:val="num" w:pos="0"/>
-        </w:tabs>
-        <w:ind w:left="3382" w:hanging="360"/>
+          <w:tab w:val="num" w:pos="3600"/>
+        </w:tabs>
+        <w:ind w:left="3600" w:hanging="360"/>
       </w:pPr>
       <w:rPr/>
     </w:lvl>
     <w:lvl w:ilvl="5">
       <w:start w:val="1"/>
-      <w:numFmt w:val="lowerRoman"/>
+      <w:numFmt w:val="decimal"/>
       <w:lvlText w:val="%6."/>
-      <w:lvlJc w:val="right"/>
-      <w:pPr>
-        <w:tabs>
-          <w:tab w:val="num" w:pos="0"/>
-        </w:tabs>
-        <w:ind w:left="4102" w:hanging="180"/>
+      <w:lvlJc w:val="left"/>
+      <w:pPr>
+        <w:tabs>
+          <w:tab w:val="num" w:pos="4320"/>
+        </w:tabs>
+        <w:ind w:left="4320" w:hanging="360"/>
       </w:pPr>
       <w:rPr/>
     </w:lvl>
@@ -522,159 +492,40 @@
       <w:lvlJc w:val="left"/>
       <w:pPr>
         <w:tabs>
-          <w:tab w:val="num" w:pos="0"/>
-        </w:tabs>
-        <w:ind w:left="4822" w:hanging="360"/>
+          <w:tab w:val="num" w:pos="5040"/>
+        </w:tabs>
+        <w:ind w:left="5040" w:hanging="360"/>
       </w:pPr>
       <w:rPr/>
     </w:lvl>
     <w:lvl w:ilvl="7">
       <w:start w:val="1"/>
-      <w:numFmt w:val="lowerLetter"/>
+      <w:numFmt w:val="decimal"/>
       <w:lvlText w:val="%8."/>
       <w:lvlJc w:val="left"/>
       <w:pPr>
         <w:tabs>
-          <w:tab w:val="num" w:pos="0"/>
-        </w:tabs>
-        <w:ind w:left="5542" w:hanging="360"/>
+          <w:tab w:val="num" w:pos="5760"/>
+        </w:tabs>
+        <w:ind w:left="5760" w:hanging="360"/>
       </w:pPr>
       <w:rPr/>
     </w:lvl>
     <w:lvl w:ilvl="8">
       <w:start w:val="1"/>
-      <w:numFmt w:val="lowerRoman"/>
+      <w:numFmt w:val="decimal"/>
       <w:lvlText w:val="%9."/>
-      <w:lvlJc w:val="right"/>
-      <w:pPr>
-        <w:tabs>
-          <w:tab w:val="num" w:pos="0"/>
-        </w:tabs>
-        <w:ind w:left="6262" w:hanging="180"/>
+      <w:lvlJc w:val="left"/>
+      <w:pPr>
+        <w:tabs>
+          <w:tab w:val="num" w:pos="6480"/>
+        </w:tabs>
+        <w:ind w:left="6480" w:hanging="360"/>
       </w:pPr>
       <w:rPr/>
     </w:lvl>
   </w:abstractNum>
   <w:abstractNum w:abstractNumId="2">
-    <w:lvl w:ilvl="0">
-      <w:start w:val="1"/>
-      <w:numFmt w:val="decimal"/>
-      <w:lvlText w:val="%1."/>
-      <w:lvlJc w:val="left"/>
-      <w:pPr>
-        <w:tabs>
-          <w:tab w:val="num" w:pos="720"/>
-        </w:tabs>
-        <w:ind w:left="720" w:hanging="360"/>
-      </w:pPr>
-      <w:rPr/>
-    </w:lvl>
-    <w:lvl w:ilvl="1">
-      <w:start w:val="1"/>
-      <w:numFmt w:val="decimal"/>
-      <w:lvlText w:val="%2."/>
-      <w:lvlJc w:val="left"/>
-      <w:pPr>
-        <w:tabs>
-          <w:tab w:val="num" w:pos="1440"/>
-        </w:tabs>
-        <w:ind w:left="1440" w:hanging="360"/>
-      </w:pPr>
-      <w:rPr/>
-    </w:lvl>
-    <w:lvl w:ilvl="2">
-      <w:start w:val="1"/>
-      <w:numFmt w:val="decimal"/>
-      <w:lvlText w:val="%3."/>
-      <w:lvlJc w:val="left"/>
-      <w:pPr>
-        <w:tabs>
-          <w:tab w:val="num" w:pos="2160"/>
-        </w:tabs>
-        <w:ind w:left="2160" w:hanging="360"/>
-      </w:pPr>
-      <w:rPr/>
-    </w:lvl>
-    <w:lvl w:ilvl="3">
-      <w:start w:val="1"/>
-      <w:numFmt w:val="decimal"/>
-      <w:lvlText w:val="%4."/>
-      <w:lvlJc w:val="left"/>
-      <w:pPr>
-        <w:tabs>
-          <w:tab w:val="num" w:pos="2880"/>
-        </w:tabs>
-        <w:ind w:left="2880" w:hanging="360"/>
-      </w:pPr>
-      <w:rPr/>
-    </w:lvl>
-    <w:lvl w:ilvl="4">
-      <w:start w:val="1"/>
-      <w:numFmt w:val="decimal"/>
-      <w:lvlText w:val="%5."/>
-      <w:lvlJc w:val="left"/>
-      <w:pPr>
-        <w:tabs>
-          <w:tab w:val="num" w:pos="3600"/>
-        </w:tabs>
-        <w:ind w:left="3600" w:hanging="360"/>
-      </w:pPr>
-      <w:rPr/>
-    </w:lvl>
-    <w:lvl w:ilvl="5">
-      <w:start w:val="1"/>
-      <w:numFmt w:val="decimal"/>
-      <w:lvlText w:val="%6."/>
-      <w:lvlJc w:val="left"/>
-      <w:pPr>
-        <w:tabs>
-          <w:tab w:val="num" w:pos="4320"/>
-        </w:tabs>
-        <w:ind w:left="4320" w:hanging="360"/>
-      </w:pPr>
-      <w:rPr/>
-    </w:lvl>
-    <w:lvl w:ilvl="6">
-      <w:start w:val="1"/>
-      <w:numFmt w:val="decimal"/>
-      <w:lvlText w:val="%7."/>
-      <w:lvlJc w:val="left"/>
-      <w:pPr>
-        <w:tabs>
-          <w:tab w:val="num" w:pos="5040"/>
-        </w:tabs>
-        <w:ind w:left="5040" w:hanging="360"/>
-      </w:pPr>
-      <w:rPr/>
-    </w:lvl>
-    <w:lvl w:ilvl="7">
-      <w:start w:val="1"/>
-      <w:numFmt w:val="decimal"/>
-      <w:lvlText w:val="%8."/>
-      <w:lvlJc w:val="left"/>
-      <w:pPr>
-        <w:tabs>
-          <w:tab w:val="num" w:pos="5760"/>
-        </w:tabs>
-        <w:ind w:left="5760" w:hanging="360"/>
-      </w:pPr>
-      <w:rPr/>
-    </w:lvl>
-    <w:lvl w:ilvl="8">
-      <w:start w:val="1"/>
-      <w:numFmt w:val="decimal"/>
-      <w:lvlText w:val="%9."/>
-      <w:lvlJc w:val="left"/>
-      <w:pPr>
-        <w:tabs>
-          <w:tab w:val="num" w:pos="6480"/>
-        </w:tabs>
-        <w:ind w:left="6480" w:hanging="360"/>
-      </w:pPr>
-      <w:rPr/>
-    </w:lvl>
-  </w:abstractNum>
-  <w:abstractNum w:abstractNumId="3">
     <w:lvl w:ilvl="0">
       <w:start w:val="1"/>
       <w:numFmt w:val="none"/>
@@ -798,9 +649,6 @@
   </w:num>
   <w:num w:numId="2">
     <w:abstractNumId w:val="2"/>
-  </w:num>
-  <w:num w:numId="3">
-    <w:abstractNumId w:val="3"/>
   </w:num>
 </w:numbering>
 </file>
@@ -928,6 +776,7 @@
     <w:lsdException w:name="HTML Sample" w:semiHidden="1" w:unhideWhenUsed="1"/>
     <w:lsdException w:name="HTML Typewriter" w:semiHidden="1" w:unhideWhenUsed="1"/>
     <w:lsdException w:name="HTML Variable" w:semiHidden="1" w:unhideWhenUsed="1"/>
+    <w:lsdException w:name="Normal Table" w:semiHidden="1" w:unhideWhenUsed="1"/>
     <w:lsdException w:name="annotation subject" w:semiHidden="1" w:unhideWhenUsed="1"/>
     <w:lsdException w:name="No List" w:semiHidden="1" w:unhideWhenUsed="1"/>
     <w:lsdException w:name="Outline List 1" w:semiHidden="1" w:unhideWhenUsed="1"/>
@@ -970,8 +819,11 @@
     <w:lsdException w:name="Table Contemporary" w:semiHidden="1" w:unhideWhenUsed="1"/>
     <w:lsdException w:name="Table Elegant" w:semiHidden="1" w:unhideWhenUsed="1"/>
     <w:lsdException w:name="Table Professional" w:semiHidden="1" w:unhideWhenUsed="1"/>
+    <w:lsdException w:name="Table Subtle 1" w:semiHidden="1" w:unhideWhenUsed="1"/>
     <w:lsdException w:name="Table Subtle 2" w:semiHidden="1" w:unhideWhenUsed="1"/>
     <w:lsdException w:name="Table Web 1" w:semiHidden="1" w:unhideWhenUsed="1"/>
+    <w:lsdException w:name="Table Web 2" w:semiHidden="1" w:unhideWhenUsed="1"/>
+    <w:lsdException w:name="Table Web 3" w:semiHidden="1" w:unhideWhenUsed="1"/>
     <w:lsdException w:name="Balloon Text" w:semiHidden="1" w:unhideWhenUsed="1"/>
     <w:lsdException w:name="Table Grid" w:uiPriority="39"/>
     <w:lsdException w:name="Table Theme" w:semiHidden="1" w:unhideWhenUsed="1"/>
@@ -1202,6 +1054,7 @@
     <w:rsid w:val="0028161e"/>
     <w:pPr>
       <w:widowControl/>
+      <w:suppressAutoHyphens w:val="true"/>
       <w:bidi w:val="0"/>
       <w:spacing w:lineRule="auto" w:line="259" w:before="0" w:after="160"/>
       <w:jc w:val="left"/>
@@ -1470,6 +1323,27 @@
       <w:rFonts w:cs="Noto Sans Devanagari"/>
     </w:rPr>
   </w:style>
+  <w:style w:type="paragraph" w:styleId="Title">
+    <w:name w:val="Title"/>
+    <w:basedOn w:val="Normal"/>
+    <w:next w:val="BodyText"/>
+    <w:qFormat/>
+    <w:pPr>
+      <w:keepNext w:val="true"/>
+      <w:spacing w:before="240" w:after="120"/>
+    </w:pPr>
+    <w:rPr>
+      <w:rFonts w:ascii="Liberation Sans" w:hAnsi="Liberation Sans" w:eastAsia="Noto Sans CJK SC" w:cs="Noto Sans Devanagari"/>
+      <w:sz w:val="28"/>
+      <w:szCs w:val="28"/>
+    </w:rPr>
+  </w:style>
+  <w:style w:type="paragraph" w:styleId="IndexHeading">
+    <w:name w:val="index heading"/>
+    <w:basedOn w:val="Title"/>
+    <w:pPr/>
+    <w:rPr/>
+  </w:style>
   <w:style w:type="paragraph" w:styleId="ListParagraph">
     <w:name w:val="List Paragraph"/>
     <w:basedOn w:val="Normal"/>
@@ -1481,12 +1355,6 @@
       <w:ind w:left="720"/>
       <w:contextualSpacing/>
     </w:pPr>
-    <w:rPr/>
-  </w:style>
-  <w:style w:type="paragraph" w:styleId="IndexHeading">
-    <w:name w:val="index heading"/>
-    <w:basedOn w:val="Style11"/>
-    <w:pPr/>
     <w:rPr/>
   </w:style>
   <w:style w:type="paragraph" w:styleId="TOCHeading">
@@ -1589,7 +1457,7 @@
       <w:szCs w:val="18"/>
     </w:rPr>
   </w:style>
-  <w:style w:type="numbering" w:styleId="Style13" w:default="1">
+  <w:style w:type="numbering" w:styleId="Style13" w:customStyle="1">
     <w:name w:val="Без списка"/>
     <w:uiPriority w:val="99"/>
     <w:semiHidden/>

--- a/parsing/article.docx
+++ b/parsing/article.docx
@@ -9,92 +9,155 @@
       </w:pPr>
       <w:r>
         <w:rPr/>
+        <w:t>Read time: 5, Date: 21.12.2024</w:t>
+      </w:r>
+    </w:p>
+    <w:p>
+      <w:pPr>
+        <w:pStyle w:val="BodyText"/>
+        <w:rPr/>
+      </w:pPr>
+      <w:r>
+        <w:rPr/>
+        <w:t>Summary of the article</w:t>
       </w:r>
     </w:p>
     <w:p>
       <w:pPr>
         <w:pStyle w:val="Heading1"/>
-        <w:rPr/>
-      </w:pPr>
-      <w:r>
-        <w:rPr/>
-        <w:t>Название темы (типа «Грусть ребенка»)</w:t>
+        <w:rPr>
+          <w:lang w:val="en-US"/>
+        </w:rPr>
+      </w:pPr>
+      <w:r>
+        <w:rPr>
+          <w:lang w:val="en-US"/>
+        </w:rPr>
+        <w:t>Children's Sadness</w:t>
       </w:r>
     </w:p>
     <w:p>
       <w:pPr>
         <w:pStyle w:val="Heading2"/>
-        <w:rPr/>
-      </w:pPr>
-      <w:r>
-        <w:rPr/>
-        <w:t xml:space="preserve">Название статьи </w:t>
-      </w:r>
-    </w:p>
-    <w:p>
-      <w:pPr>
-        <w:pStyle w:val="Normal"/>
-        <w:rPr/>
-      </w:pPr>
-      <w:r>
-        <w:rPr/>
-        <w:t>Чтобы помочь ребёнку научиться понимать и проживать свою грусть, сначала нужно заглянуть внутрь себя. Часто родители стараются уберечь детей от негативных эмоций, как будто грусть — это враг, которого нужно избегать любой ценой. Но ведь грусть — это не враг, а мудрый учитель, который, как ни странно, способен направить нас на путь внутреннего роста и осознания.</w:t>
-      </w:r>
-    </w:p>
-    <w:p>
-      <w:pPr>
-        <w:pStyle w:val="Normal"/>
-        <w:rPr/>
-      </w:pPr>
-      <w:r>
-        <w:rPr/>
-        <w:t>Представьте себе путь ребёнка: он только что появился на свет. В животике у мамы всё было понятно и комфортно, потом на ручках у родителей было уютно, и мир казался дружелюбным. Но вот наступил момент, когда малышу нужно учиться ходить, говорить, познавать окружающий мир. Каждый новый шаг — это вызов. И с каждым новым вызовом на пути ребёнка появляются яркие эмоции: от восторга до разочарования, от радости до печали.</w:t>
+        <w:rPr>
+          <w:lang w:val="en-US"/>
+        </w:rPr>
+      </w:pPr>
+      <w:r>
+        <w:rPr>
+          <w:lang w:val="en-US"/>
+        </w:rPr>
+        <w:t>Understanding the Little Heart's Emotions</w:t>
+      </w:r>
+    </w:p>
+    <w:p>
+      <w:pPr>
+        <w:pStyle w:val="Normal"/>
+        <w:rPr>
+          <w:lang w:val="en-US"/>
+        </w:rPr>
+      </w:pPr>
+      <w:r>
+        <w:rPr>
+          <w:lang w:val="en-US"/>
+        </w:rPr>
+        <w:t xml:space="preserve">To help a child learn to understand and process sadness, we must first look within ourselves. Parents often try to shield their children from negative emotions, as though sadness is an enemy to be avoided </w:t>
+      </w:r>
+      <w:bookmarkStart w:id="0" w:name="_GoBack"/>
+      <w:bookmarkEnd w:id="0"/>
+      <w:r>
+        <w:rPr>
+          <w:lang w:val="en-US"/>
+        </w:rPr>
+        <w:t>at all costs. Yet sadness isn’t an enemy—it’s a wise teacher that, surprisingly, can guide us toward inner growth and awareness.</w:t>
+      </w:r>
+    </w:p>
+    <w:p>
+      <w:pPr>
+        <w:pStyle w:val="Normal"/>
+        <w:rPr>
+          <w:lang w:val="en-US"/>
+        </w:rPr>
+      </w:pPr>
+      <w:r>
+        <w:rPr>
+          <w:lang w:val="en-US"/>
+        </w:rPr>
+        <w:t>Imagine a child’s journey. They’ve just entered the world. Inside their mother’s womb, everything was safe and predictable. Then, in their parents’ arms, life felt warm and comforting, and the world seemed kind. But there comes a time when the child must learn to walk, talk, and explore the world around them. Every new step is a challenge, and with each new challenge, they encounter vivid emotions—from joy to disappointment, from excitement to sadness.</w:t>
       </w:r>
     </w:p>
     <w:p>
       <w:pPr>
         <w:pStyle w:val="Heading3"/>
-        <w:rPr/>
-      </w:pPr>
-      <w:r>
-        <w:rPr/>
-        <w:t>Как проявляется грусть?</w:t>
-      </w:r>
-    </w:p>
-    <w:p>
-      <w:pPr>
-        <w:pStyle w:val="Normal"/>
-        <w:rPr/>
+        <w:rPr>
+          <w:lang w:val="en-US"/>
+        </w:rPr>
+      </w:pPr>
+      <w:r>
+        <w:rPr>
+          <w:lang w:val="en-US"/>
+        </w:rPr>
+        <w:t>How does sadness manifest?</w:t>
+      </w:r>
+    </w:p>
+    <w:p>
+      <w:pPr>
+        <w:pStyle w:val="Normal"/>
+        <w:rPr>
+          <w:lang w:val="en-US"/>
+        </w:rPr>
       </w:pPr>
       <w:r>
         <w:rPr>
           <w:b/>
           <w:bCs/>
-        </w:rPr>
-        <w:t>Физические признаки:</w:t>
-      </w:r>
-    </w:p>
-    <w:p>
-      <w:pPr>
-        <w:pStyle w:val="Normal"/>
-        <w:rPr/>
-      </w:pPr>
-      <w:r>
-        <w:rPr/>
-        <w:t>Одна из самых явных реакций — это изменение в активности. Ребенок может стать вялым, замедленным, стремиться к уединению, избегать общения и меньше играть. Телесные проявления — поникшие плечи, угрюмое выражение лица, снижение энергии — указывают на внутреннюю борьбу с эмоциями, которые ребенок еще не научился контролировать.</w:t>
-      </w:r>
-    </w:p>
-    <w:p>
-      <w:pPr>
-        <w:pStyle w:val="Normal"/>
-        <w:rPr/>
+          <w:lang w:val="en-US"/>
+        </w:rPr>
+        <w:t>Physical signs:</w:t>
+      </w:r>
+      <w:r>
+        <w:rPr>
+          <w:lang w:val="en-US"/>
+        </w:rPr>
+        <w:br/>
+        <w:t>One of the clearest indicators of sadness is a change in activity levels. A child might become sluggish, withdrawn, avoid social interactions, and play less. Physical signs—slumped shoulders, a gloomy facial expression, and low energy—signal an inner struggle with emotions they have yet to master.</w:t>
+      </w:r>
+    </w:p>
+    <w:p>
+      <w:pPr>
+        <w:pStyle w:val="Normal"/>
+        <w:rPr>
+          <w:lang w:val="en-US"/>
+        </w:rPr>
       </w:pPr>
       <w:r>
         <w:rPr>
           <w:b/>
           <w:bCs/>
-        </w:rPr>
-        <w:t>Психологические реакции:</w:t>
+          <w:lang w:val="en-US"/>
+        </w:rPr>
+        <w:t>Psychological reactions:</w:t>
+      </w:r>
+      <w:r>
+        <w:rPr>
+          <w:lang w:val="en-US"/>
+        </w:rPr>
+        <w:br/>
+        <w:t>Sadness often shows up as a lack of interest in activities that once brought joy. Losing interest in favorite toys, being irritable, or crying more often are all signs that the child is struggling to handle their emotions. Such behaviors may reflect their difficulty in understanding or expressing what they feel.</w:t>
+      </w:r>
+    </w:p>
+    <w:p>
+      <w:pPr>
+        <w:pStyle w:val="Heading3"/>
+        <w:rPr>
+          <w:lang w:val="en-US"/>
+        </w:rPr>
+      </w:pPr>
+      <w:r>
+        <w:rPr>
+          <w:lang w:val="en-US"/>
+        </w:rPr>
+        <w:t>What causes sadness? Exploring the reasons behind a child’s tears</w:t>
       </w:r>
     </w:p>
     <w:p>
@@ -103,28 +166,14 @@
         <w:rPr/>
       </w:pPr>
       <w:r>
+        <w:rPr>
+          <w:lang w:val="en-US"/>
+        </w:rPr>
+        <w:t xml:space="preserve">The reasons for sadness vary, but they are often tied to how the child perceives the world and changes in their familiar environment. </w:t>
+      </w:r>
+      <w:r>
         <w:rPr/>
-        <w:t>Грусть нередко выражается в отказе от привычных занятий, которые ранее приносили радость. Потеря интереса к любимым игрушкам, капризность или плаксивость — всё это сигналы того, что ребенку сложно справляться с текущими эмоциональными переживаниями. Такие реакции могут быть ответом на то, что он не понимает, как выразить свои чувства и что с ними делать.</w:t>
-      </w:r>
-    </w:p>
-    <w:p>
-      <w:pPr>
-        <w:pStyle w:val="Heading3"/>
-        <w:rPr/>
-      </w:pPr>
-      <w:r>
-        <w:rPr/>
-        <w:t>Причины грусти: что скрывается за детскими слезами?</w:t>
-      </w:r>
-    </w:p>
-    <w:p>
-      <w:pPr>
-        <w:pStyle w:val="Normal"/>
-        <w:rPr/>
-      </w:pPr>
-      <w:r>
-        <w:rPr/>
-        <w:t>Причины грусти могут быть различными, но все они, так или иначе, связаны с его восприятием мира и изменениями в привычной среде. Давайте рассмотрим основные из них.</w:t>
+        <w:t>Let’s explore some common causes:</w:t>
       </w:r>
     </w:p>
     <w:p>
@@ -134,18 +183,23 @@
           <w:ilvl w:val="0"/>
           <w:numId w:val="1"/>
         </w:numPr>
-        <w:rPr/>
+        <w:rPr>
+          <w:lang w:val="en-US"/>
+        </w:rPr>
       </w:pPr>
       <w:r>
         <w:rPr>
           <w:b/>
           <w:bCs/>
-        </w:rPr>
-        <w:t>Кратковременная разлука</w:t>
-      </w:r>
-      <w:r>
-        <w:rPr/>
-        <w:t xml:space="preserve"> — ребенок может ощущать тревогу и грусть, даже если мама ушла на пару часов в магазин. Чувство потери эмоциональной поддержки сразу же вызывает у него дискомфорт.</w:t>
+          <w:lang w:val="en-US"/>
+        </w:rPr>
+        <w:t>Temporary separation</w:t>
+      </w:r>
+      <w:r>
+        <w:rPr>
+          <w:lang w:val="en-US"/>
+        </w:rPr>
+        <w:t xml:space="preserve"> – A child may feel anxious or sad even if their mom steps out to the store for a couple of hours. The loss of emotional support, however brief, can cause discomfort.</w:t>
       </w:r>
     </w:p>
     <w:p>
@@ -155,18 +209,23 @@
           <w:ilvl w:val="0"/>
           <w:numId w:val="1"/>
         </w:numPr>
-        <w:rPr/>
+        <w:rPr>
+          <w:lang w:val="en-US"/>
+        </w:rPr>
       </w:pPr>
       <w:r>
         <w:rPr>
           <w:b/>
           <w:bCs/>
-        </w:rPr>
-        <w:t>Длительная разлука или серьезные перемены</w:t>
-      </w:r>
-      <w:r>
-        <w:rPr/>
-        <w:t xml:space="preserve"> — разводы, длительные поездки, болезни родителей: все эти факторы могут вызывать у ребенка глубокие чувства утраты и неуверенности.</w:t>
+          <w:lang w:val="en-US"/>
+        </w:rPr>
+        <w:t>Prolonged separation or significant changes</w:t>
+      </w:r>
+      <w:r>
+        <w:rPr>
+          <w:lang w:val="en-US"/>
+        </w:rPr>
+        <w:t xml:space="preserve"> – Events like divorce, long trips, or a parent’s illness can trigger deep feelings of loss and insecurity.</w:t>
       </w:r>
     </w:p>
     <w:p>
@@ -176,18 +235,23 @@
           <w:ilvl w:val="0"/>
           <w:numId w:val="1"/>
         </w:numPr>
-        <w:rPr/>
+        <w:rPr>
+          <w:lang w:val="en-US"/>
+        </w:rPr>
       </w:pPr>
       <w:r>
         <w:rPr>
           <w:b/>
           <w:bCs/>
-        </w:rPr>
-        <w:t>Неудачи в простых заданиях</w:t>
-      </w:r>
-      <w:r>
-        <w:rPr/>
-        <w:t xml:space="preserve"> — даже построение башни из кубиков может стать источником огорчения. Для ребенка каждая задача — это маленький проект, неуспех в котором воспринимается особенно болезненно.</w:t>
+          <w:lang w:val="en-US"/>
+        </w:rPr>
+        <w:t>Failures in simple tasks</w:t>
+      </w:r>
+      <w:r>
+        <w:rPr>
+          <w:lang w:val="en-US"/>
+        </w:rPr>
+        <w:t xml:space="preserve"> – Even something as small as failing to build a block tower can be upsetting. Every task is a “project” for a child, and failure can feel especially painful.</w:t>
       </w:r>
     </w:p>
     <w:p>
@@ -197,18 +261,37 @@
           <w:ilvl w:val="0"/>
           <w:numId w:val="1"/>
         </w:numPr>
-        <w:rPr/>
+        <w:rPr>
+          <w:lang w:val="en-US"/>
+        </w:rPr>
       </w:pPr>
       <w:r>
         <w:rPr>
           <w:b/>
           <w:bCs/>
-        </w:rPr>
-        <w:t>Сравнение с другими детьми</w:t>
-      </w:r>
-      <w:r>
-        <w:rPr/>
-        <w:t xml:space="preserve"> — в мире ребенка сравнение с другими может стать поводом для сомнений в своих силах. "Почему я не могу сделать так, как он?" — эта мысль способна вызвать чувство неполноценности и грусти.</w:t>
+          <w:lang w:val="en-US"/>
+        </w:rPr>
+        <w:t>Comparisons to other children</w:t>
+      </w:r>
+      <w:r>
+        <w:rPr>
+          <w:lang w:val="en-US"/>
+        </w:rPr>
+        <w:t xml:space="preserve"> – Comparing themselves to others can lead a child to doubt their abilities. Thoughts like, </w:t>
+      </w:r>
+      <w:r>
+        <w:rPr>
+          <w:i/>
+          <w:iCs/>
+          <w:lang w:val="en-US"/>
+        </w:rPr>
+        <w:t>“Why can’t I do what they can?”</w:t>
+      </w:r>
+      <w:r>
+        <w:rPr>
+          <w:lang w:val="en-US"/>
+        </w:rPr>
+        <w:t xml:space="preserve"> can foster feelings of inadequacy and sadness.</w:t>
       </w:r>
     </w:p>
     <w:p>
@@ -218,18 +301,23 @@
           <w:ilvl w:val="0"/>
           <w:numId w:val="1"/>
         </w:numPr>
-        <w:rPr/>
+        <w:rPr>
+          <w:lang w:val="en-US"/>
+        </w:rPr>
       </w:pPr>
       <w:r>
         <w:rPr>
           <w:b/>
           <w:bCs/>
-        </w:rPr>
-        <w:t>Потеря любимого предмета</w:t>
-      </w:r>
-      <w:r>
-        <w:rPr/>
-        <w:t xml:space="preserve"> — потеря игрушки или одеяла, к которым ребенок привязан, воспринимается им как утрата безопасности. Эти предметы символизируют для него что-то большее — комфорт и стабильность в быстро меняющемся мире.</w:t>
+          <w:lang w:val="en-US"/>
+        </w:rPr>
+        <w:t>Loss of a cherished item</w:t>
+      </w:r>
+      <w:r>
+        <w:rPr>
+          <w:lang w:val="en-US"/>
+        </w:rPr>
+        <w:t xml:space="preserve"> – Losing a favorite toy or blanket may feel like losing a source of safety and comfort in an ever-changing world.</w:t>
       </w:r>
     </w:p>
     <w:p>
@@ -239,18 +327,23 @@
           <w:ilvl w:val="0"/>
           <w:numId w:val="1"/>
         </w:numPr>
-        <w:rPr/>
+        <w:rPr>
+          <w:lang w:val="en-US"/>
+        </w:rPr>
       </w:pPr>
       <w:r>
         <w:rPr>
           <w:b/>
           <w:bCs/>
-        </w:rPr>
-        <w:t>Изменение окружения</w:t>
-      </w:r>
-      <w:r>
-        <w:rPr/>
-        <w:t xml:space="preserve"> — переезд или смена детского сада может вызывать чувство неуверенности и грусти из-за разрыва с привычной средой.</w:t>
+          <w:lang w:val="en-US"/>
+        </w:rPr>
+        <w:t>Changes in surroundings</w:t>
+      </w:r>
+      <w:r>
+        <w:rPr>
+          <w:lang w:val="en-US"/>
+        </w:rPr>
+        <w:t xml:space="preserve"> – Moving to a new home or switching to a different daycare can lead to uncertainty and sadness due to the loss of familiar environments.</w:t>
       </w:r>
     </w:p>
     <w:p>
@@ -260,18 +353,23 @@
           <w:ilvl w:val="0"/>
           <w:numId w:val="1"/>
         </w:numPr>
-        <w:rPr/>
+        <w:rPr>
+          <w:lang w:val="en-US"/>
+        </w:rPr>
       </w:pPr>
       <w:r>
         <w:rPr>
           <w:b/>
           <w:bCs/>
-        </w:rPr>
-        <w:t>Социальные конфликты</w:t>
-      </w:r>
-      <w:r>
-        <w:rPr/>
-        <w:t xml:space="preserve"> — ссоры с друзьями часто становятся источником грусти, особенно если ребенок ощущает, что его дружба находится под угрозой.</w:t>
+          <w:lang w:val="en-US"/>
+        </w:rPr>
+        <w:t>Social conflicts</w:t>
+      </w:r>
+      <w:r>
+        <w:rPr>
+          <w:lang w:val="en-US"/>
+        </w:rPr>
+        <w:t xml:space="preserve"> – Arguments with friends can be especially painful, as the child might feel their friendships are at risk.</w:t>
       </w:r>
     </w:p>
     <w:p>
@@ -281,18 +379,23 @@
           <w:ilvl w:val="0"/>
           <w:numId w:val="1"/>
         </w:numPr>
-        <w:rPr/>
+        <w:rPr>
+          <w:lang w:val="en-US"/>
+        </w:rPr>
       </w:pPr>
       <w:r>
         <w:rPr>
           <w:b/>
           <w:bCs/>
-        </w:rPr>
-        <w:t>Ощущение несправедливости</w:t>
-      </w:r>
-      <w:r>
-        <w:rPr/>
-        <w:t xml:space="preserve"> — если ребенку кажется, что его наказали или обидели несправедливо, это может вызвать резкие эмоциональные переживания.</w:t>
+          <w:lang w:val="en-US"/>
+        </w:rPr>
+        <w:t>Perceived unfairness</w:t>
+      </w:r>
+      <w:r>
+        <w:rPr>
+          <w:lang w:val="en-US"/>
+        </w:rPr>
+        <w:t xml:space="preserve"> – If a child feels they’ve been punished or treated unfairly, it can lead to intense emotional reactions.</w:t>
       </w:r>
     </w:p>
     <w:p>
@@ -302,93 +405,108 @@
           <w:ilvl w:val="0"/>
           <w:numId w:val="1"/>
         </w:numPr>
-        <w:rPr/>
+        <w:rPr>
+          <w:lang w:val="en-US"/>
+        </w:rPr>
       </w:pPr>
       <w:r>
         <w:rPr>
           <w:b/>
           <w:bCs/>
-        </w:rPr>
-        <w:t>Одиночество и изоляция</w:t>
-      </w:r>
-      <w:r>
-        <w:rPr/>
-        <w:t xml:space="preserve"> — когда ребенок не включен в коллективные игры, не чувствует принятия со стороны сверстников или сталкивается с недостатком внимания от взрослых, у него возникает чувство одиночества, часто сопровождаемое грустью.</w:t>
+          <w:lang w:val="en-US"/>
+        </w:rPr>
+        <w:t>Loneliness and isolation</w:t>
+      </w:r>
+      <w:r>
+        <w:rPr>
+          <w:lang w:val="en-US"/>
+        </w:rPr>
+        <w:t xml:space="preserve"> – Being excluded from group activities, lacking acceptance from peers, or feeling ignored by adults can result in feelings of loneliness and sadness.</w:t>
       </w:r>
     </w:p>
     <w:p>
       <w:pPr>
         <w:pStyle w:val="Heading3"/>
-        <w:rPr/>
-      </w:pPr>
-      <w:r>
-        <w:rPr/>
-        <w:t>Грусть — часть пути к эмоциональной зрелости</w:t>
-      </w:r>
-    </w:p>
-    <w:p>
-      <w:pPr>
-        <w:pStyle w:val="Normal"/>
-        <w:rPr/>
-      </w:pPr>
-      <w:r>
-        <w:rPr/>
-        <w:t>Важно помнить, что грусть у ребенка — это естественная часть его эмоционального развития. Это время, когда взрослые могут сыграть ключевую роль в формировании способности ребенка осознавать и выражать свои эмоции. Если игнорировать грусть, она может перерасти в раздражение, капризность или даже агрессию.</w:t>
-      </w:r>
-    </w:p>
-    <w:p>
-      <w:pPr>
-        <w:pStyle w:val="Normal"/>
-        <w:rPr/>
-      </w:pPr>
-      <w:r>
-        <w:rPr/>
-        <w:t>Ребенку необходимы внимание и поддержка, чтобы научиться правильно выражать и понимать свои эмоции. Способность взрослого быть чутким, создавать безопасное пространство для разговоров о чувствах, помочь найти слова для их выражения — это фундамент эмоционального здоровья ребенка.</w:t>
+        <w:rPr>
+          <w:lang w:val="en-US"/>
+        </w:rPr>
+      </w:pPr>
+      <w:r>
+        <w:rPr>
+          <w:lang w:val="en-US"/>
+        </w:rPr>
+        <w:t>Sadness: A stepping stone to emotional maturity</w:t>
+      </w:r>
+    </w:p>
+    <w:p>
+      <w:pPr>
+        <w:pStyle w:val="Normal"/>
+        <w:rPr>
+          <w:lang w:val="en-US"/>
+        </w:rPr>
+      </w:pPr>
+      <w:r>
+        <w:rPr>
+          <w:lang w:val="en-US"/>
+        </w:rPr>
+        <w:t>It’s crucial to remember that sadness in children is a natural part of their emotional development. This is a time when adults can play a pivotal role in helping children recognize and express their emotions. Ignoring sadness can lead to irritability, tantrums, or even aggression.</w:t>
+      </w:r>
+    </w:p>
+    <w:p>
+      <w:pPr>
+        <w:pStyle w:val="Normal"/>
+        <w:rPr>
+          <w:lang w:val="en-US"/>
+        </w:rPr>
+      </w:pPr>
+      <w:r>
+        <w:rPr>
+          <w:lang w:val="en-US"/>
+        </w:rPr>
+        <w:t>Children need attention and support to learn how to process their feelings in a healthy way. Adults who are empathetic, create safe spaces for emotional conversations, and help children find the words to describe their emotions lay the foundation for the child’s emotional well-being.</w:t>
       </w:r>
     </w:p>
     <w:p>
       <w:pPr>
         <w:pStyle w:val="Heading3"/>
-        <w:rPr/>
-      </w:pPr>
-      <w:r>
-        <w:rPr/>
-        <w:t>Заключение</w:t>
-      </w:r>
-    </w:p>
-    <w:p>
-      <w:pPr>
-        <w:pStyle w:val="Normal"/>
-        <w:rPr/>
-      </w:pPr>
-      <w:r>
-        <w:rPr/>
-        <w:t>Грусть у ребенка — это не просто момент слабости или результат разочарования. Это сигнал, что его мир столкнулся с вызовом, с которым ему сложно справиться. В такие моменты важно не просто утешить, но и помочь осознать, что эмоции — это часть жизни, которую можно пережить и понять. Поддержка взрослых формирует эмоциональный интеллект ребенка, позволяя ему выстраивать гармоничные отношения с собой и окружающим миром.</w:t>
-      </w:r>
-    </w:p>
-    <w:p>
-      <w:pPr>
-        <w:pStyle w:val="Heading3"/>
-        <w:rPr/>
-      </w:pPr>
-      <w:r>
-        <w:rPr/>
-        <w:t>послесловие</w:t>
-      </w:r>
-    </w:p>
-    <w:p>
-      <w:pPr>
-        <w:pStyle w:val="Normal"/>
-        <w:widowControl/>
-        <w:suppressAutoHyphens w:val="true"/>
-        <w:bidi w:val="0"/>
-        <w:spacing w:lineRule="auto" w:line="259" w:before="0" w:after="160"/>
-        <w:jc w:val="left"/>
-        <w:rPr/>
-      </w:pPr>
-      <w:r>
-        <w:rPr/>
-        <w:t>В дальнейшей статье мы разберём, как научить ребёнка распознавать свою грусть. Подписывайтесь, впереди много полезного и интересного материала для заботливых родителей!</w:t>
+        <w:rPr>
+          <w:lang w:val="en-US"/>
+        </w:rPr>
+      </w:pPr>
+      <w:r>
+        <w:rPr>
+          <w:lang w:val="en-US"/>
+        </w:rPr>
+        <w:t>Conclusion</w:t>
+      </w:r>
+    </w:p>
+    <w:p>
+      <w:pPr>
+        <w:pStyle w:val="Normal"/>
+        <w:rPr>
+          <w:lang w:val="en-US"/>
+        </w:rPr>
+      </w:pPr>
+      <w:r>
+        <w:rPr>
+          <w:lang w:val="en-US"/>
+        </w:rPr>
+        <w:t>Childhood sadness isn’t simply a moment of weakness or a result of disappointment. It’s a signal that the child’s world has been disrupted in a way they find difficult to navigate. In these moments, it’s important not only to comfort them but also to help them understand that emotions are a natural part of life—something they can experience, explore, and eventually embrace.</w:t>
+      </w:r>
+    </w:p>
+    <w:p>
+      <w:pPr>
+        <w:pStyle w:val="Normal"/>
+        <w:spacing w:before="0" w:after="160"/>
+        <w:rPr>
+          <w:lang w:val="en-US"/>
+        </w:rPr>
+      </w:pPr>
+      <w:r>
+        <w:rPr>
+          <w:lang w:val="en-US"/>
+        </w:rPr>
+        <w:t>By supporting children through their sadness, adults nurture their emotional intelligence, enabling them to build harmonious relationships with themselves and the world around them.</w:t>
       </w:r>
     </w:p>
     <w:sectPr>
@@ -398,7 +516,7 @@
       <w:pgNumType w:fmt="decimal"/>
       <w:formProt w:val="false"/>
       <w:textDirection w:val="lrTb"/>
-      <w:docGrid w:type="default" w:linePitch="360" w:charSpace="8192"/>
+      <w:docGrid w:type="default" w:linePitch="360" w:charSpace="4096"/>
     </w:sectPr>
   </w:body>
 </w:document>
@@ -670,7 +788,7 @@
       </w:pPr>
     </w:pPrDefault>
   </w:docDefaults>
-  <w:latentStyles w:defLockedState="0" w:defUIPriority="99" w:defSemiHidden="0" w:defUnhideWhenUsed="0" w:defQFormat="0" w:count="376">
+  <w:latentStyles w:defLockedState="0" w:defUIPriority="99" w:defSemiHidden="0" w:defUnhideWhenUsed="0" w:defQFormat="0" w:count="371">
     <w:lsdException w:name="Normal" w:uiPriority="0" w:qFormat="1"/>
     <w:lsdException w:name="heading 1" w:uiPriority="9" w:qFormat="1"/>
     <w:lsdException w:name="heading 2" w:uiPriority="9" w:semiHidden="1" w:unhideWhenUsed="1" w:qFormat="1"/>
@@ -1042,19 +1160,12 @@
     <w:lsdException w:name="List Table 5 Dark Accent 6" w:uiPriority="50"/>
     <w:lsdException w:name="List Table 6 Colorful Accent 6" w:uiPriority="51"/>
     <w:lsdException w:name="List Table 7 Colorful Accent 6" w:uiPriority="52"/>
-    <w:lsdException w:name="Mention" w:semiHidden="1" w:unhideWhenUsed="1"/>
-    <w:lsdException w:name="Smart Hyperlink" w:semiHidden="1" w:unhideWhenUsed="1"/>
-    <w:lsdException w:name="Hashtag" w:semiHidden="1" w:unhideWhenUsed="1"/>
-    <w:lsdException w:name="Unresolved Mention" w:semiHidden="1" w:unhideWhenUsed="1"/>
-    <w:lsdException w:name="Smart Link" w:semiHidden="1" w:unhideWhenUsed="1"/>
   </w:latentStyles>
   <w:style w:type="paragraph" w:styleId="Normal" w:default="1">
     <w:name w:val="Normal"/>
     <w:qFormat/>
-    <w:rsid w:val="0028161e"/>
     <w:pPr>
       <w:widowControl/>
-      <w:suppressAutoHyphens w:val="true"/>
       <w:bidi w:val="0"/>
       <w:spacing w:lineRule="auto" w:line="259" w:before="0" w:after="160"/>
       <w:jc w:val="left"/>
@@ -1075,7 +1186,7 @@
     <w:link w:val="1"/>
     <w:uiPriority w:val="9"/>
     <w:qFormat/>
-    <w:rsid w:val="00325e28"/>
+    <w:rsid w:val="007458e1"/>
     <w:pPr>
       <w:keepNext w:val="true"/>
       <w:keepLines/>
@@ -1097,7 +1208,7 @@
     <w:uiPriority w:val="9"/>
     <w:unhideWhenUsed/>
     <w:qFormat/>
-    <w:rsid w:val="00325e28"/>
+    <w:rsid w:val="007458e1"/>
     <w:pPr>
       <w:keepNext w:val="true"/>
       <w:keepLines/>
@@ -1119,7 +1230,7 @@
     <w:uiPriority w:val="9"/>
     <w:unhideWhenUsed/>
     <w:qFormat/>
-    <w:rsid w:val="00be40c1"/>
+    <w:rsid w:val="007458e1"/>
     <w:pPr>
       <w:keepNext w:val="true"/>
       <w:keepLines/>
@@ -1131,29 +1242,6 @@
       <w:color w:themeColor="accent1" w:themeShade="7f" w:val="1F4D78"/>
       <w:sz w:val="24"/>
       <w:szCs w:val="24"/>
-    </w:rPr>
-  </w:style>
-  <w:style w:type="paragraph" w:styleId="Heading4">
-    <w:name w:val="heading 4"/>
-    <w:basedOn w:val="Normal"/>
-    <w:next w:val="Normal"/>
-    <w:link w:val="4"/>
-    <w:uiPriority w:val="9"/>
-    <w:semiHidden/>
-    <w:unhideWhenUsed/>
-    <w:qFormat/>
-    <w:rsid w:val="00de2fe2"/>
-    <w:pPr>
-      <w:keepNext w:val="true"/>
-      <w:keepLines/>
-      <w:spacing w:before="40" w:after="0"/>
-      <w:outlineLvl w:val="3"/>
-    </w:pPr>
-    <w:rPr>
-      <w:rFonts w:ascii="Calibri Light" w:hAnsi="Calibri Light" w:eastAsia="" w:cs="" w:asciiTheme="majorHAnsi" w:cstheme="majorBidi" w:eastAsiaTheme="majorEastAsia" w:hAnsiTheme="majorHAnsi"/>
-      <w:i/>
-      <w:iCs/>
-      <w:color w:themeColor="accent1" w:themeShade="bf" w:val="2E74B5"/>
     </w:rPr>
   </w:style>
   <w:style w:type="character" w:styleId="DefaultParagraphFont" w:default="1">
@@ -1169,7 +1257,7 @@
     <w:basedOn w:val="DefaultParagraphFont"/>
     <w:uiPriority w:val="9"/>
     <w:qFormat/>
-    <w:rsid w:val="00325e28"/>
+    <w:rsid w:val="007458e1"/>
     <w:rPr>
       <w:rFonts w:ascii="Calibri Light" w:hAnsi="Calibri Light" w:eastAsia="" w:cs="" w:asciiTheme="majorHAnsi" w:cstheme="majorBidi" w:eastAsiaTheme="majorEastAsia" w:hAnsiTheme="majorHAnsi"/>
       <w:color w:themeColor="accent1" w:themeShade="bf" w:val="2E74B5"/>
@@ -1177,23 +1265,12 @@
       <w:szCs w:val="32"/>
     </w:rPr>
   </w:style>
-  <w:style w:type="character" w:styleId="Hyperlink">
-    <w:name w:val="Hyperlink"/>
-    <w:basedOn w:val="DefaultParagraphFont"/>
-    <w:uiPriority w:val="99"/>
-    <w:unhideWhenUsed/>
-    <w:rsid w:val="00325e28"/>
-    <w:rPr>
-      <w:color w:themeColor="hyperlink" w:val="0563C1"/>
-      <w:u w:val="single"/>
-    </w:rPr>
-  </w:style>
   <w:style w:type="character" w:styleId="2" w:customStyle="1">
     <w:name w:val="Заголовок 2 Знак"/>
     <w:basedOn w:val="DefaultParagraphFont"/>
     <w:uiPriority w:val="9"/>
     <w:qFormat/>
-    <w:rsid w:val="00325e28"/>
+    <w:rsid w:val="007458e1"/>
     <w:rPr>
       <w:rFonts w:ascii="Calibri Light" w:hAnsi="Calibri Light" w:eastAsia="" w:cs="" w:asciiTheme="majorHAnsi" w:cstheme="majorBidi" w:eastAsiaTheme="majorEastAsia" w:hAnsiTheme="majorHAnsi"/>
       <w:color w:themeColor="accent1" w:themeShade="bf" w:val="2E74B5"/>
@@ -1206,63 +1283,12 @@
     <w:basedOn w:val="DefaultParagraphFont"/>
     <w:uiPriority w:val="9"/>
     <w:qFormat/>
-    <w:rsid w:val="00be40c1"/>
+    <w:rsid w:val="007458e1"/>
     <w:rPr>
       <w:rFonts w:ascii="Calibri Light" w:hAnsi="Calibri Light" w:eastAsia="" w:cs="" w:asciiTheme="majorHAnsi" w:cstheme="majorBidi" w:eastAsiaTheme="majorEastAsia" w:hAnsiTheme="majorHAnsi"/>
       <w:color w:themeColor="accent1" w:themeShade="7f" w:val="1F4D78"/>
       <w:sz w:val="24"/>
       <w:szCs w:val="24"/>
-    </w:rPr>
-  </w:style>
-  <w:style w:type="character" w:styleId="4" w:customStyle="1">
-    <w:name w:val="Заголовок 4 Знак"/>
-    <w:basedOn w:val="DefaultParagraphFont"/>
-    <w:uiPriority w:val="9"/>
-    <w:semiHidden/>
-    <w:qFormat/>
-    <w:rsid w:val="00de2fe2"/>
-    <w:rPr>
-      <w:rFonts w:ascii="Calibri Light" w:hAnsi="Calibri Light" w:eastAsia="" w:cs="" w:asciiTheme="majorHAnsi" w:cstheme="majorBidi" w:eastAsiaTheme="majorEastAsia" w:hAnsiTheme="majorHAnsi"/>
-      <w:i/>
-      <w:iCs/>
-      <w:color w:themeColor="accent1" w:themeShade="bf" w:val="2E74B5"/>
-    </w:rPr>
-  </w:style>
-  <w:style w:type="character" w:styleId="Strong">
-    <w:name w:val="Strong"/>
-    <w:basedOn w:val="DefaultParagraphFont"/>
-    <w:uiPriority w:val="22"/>
-    <w:qFormat/>
-    <w:rsid w:val="00155179"/>
-    <w:rPr>
-      <w:b/>
-      <w:bCs/>
-    </w:rPr>
-  </w:style>
-  <w:style w:type="character" w:styleId="Style10" w:customStyle="1">
-    <w:name w:val="Текст выноски Знак"/>
-    <w:basedOn w:val="DefaultParagraphFont"/>
-    <w:link w:val="BalloonText"/>
-    <w:uiPriority w:val="99"/>
-    <w:semiHidden/>
-    <w:qFormat/>
-    <w:rsid w:val="00ea2e34"/>
-    <w:rPr>
-      <w:rFonts w:ascii="Segoe UI" w:hAnsi="Segoe UI" w:cs="Segoe UI"/>
-      <w:sz w:val="18"/>
-      <w:szCs w:val="18"/>
-    </w:rPr>
-  </w:style>
-  <w:style w:type="character" w:styleId="FollowedHyperlink">
-    <w:name w:val="FollowedHyperlink"/>
-    <w:basedOn w:val="DefaultParagraphFont"/>
-    <w:uiPriority w:val="99"/>
-    <w:semiHidden/>
-    <w:unhideWhenUsed/>
-    <w:rsid w:val="00965a9a"/>
-    <w:rPr>
-      <w:color w:themeColor="followedHyperlink" w:val="954F72"/>
-      <w:u w:val="single"/>
     </w:rPr>
   </w:style>
   <w:style w:type="paragraph" w:styleId="Style11">
@@ -1323,141 +1349,7 @@
       <w:rFonts w:cs="Noto Sans Devanagari"/>
     </w:rPr>
   </w:style>
-  <w:style w:type="paragraph" w:styleId="Title">
-    <w:name w:val="Title"/>
-    <w:basedOn w:val="Normal"/>
-    <w:next w:val="BodyText"/>
-    <w:qFormat/>
-    <w:pPr>
-      <w:keepNext w:val="true"/>
-      <w:spacing w:before="240" w:after="120"/>
-    </w:pPr>
-    <w:rPr>
-      <w:rFonts w:ascii="Liberation Sans" w:hAnsi="Liberation Sans" w:eastAsia="Noto Sans CJK SC" w:cs="Noto Sans Devanagari"/>
-      <w:sz w:val="28"/>
-      <w:szCs w:val="28"/>
-    </w:rPr>
-  </w:style>
-  <w:style w:type="paragraph" w:styleId="IndexHeading">
-    <w:name w:val="index heading"/>
-    <w:basedOn w:val="Title"/>
-    <w:pPr/>
-    <w:rPr/>
-  </w:style>
-  <w:style w:type="paragraph" w:styleId="ListParagraph">
-    <w:name w:val="List Paragraph"/>
-    <w:basedOn w:val="Normal"/>
-    <w:uiPriority w:val="34"/>
-    <w:qFormat/>
-    <w:rsid w:val="005c7c20"/>
-    <w:pPr>
-      <w:spacing w:before="0" w:after="160"/>
-      <w:ind w:left="720"/>
-      <w:contextualSpacing/>
-    </w:pPr>
-    <w:rPr/>
-  </w:style>
-  <w:style w:type="paragraph" w:styleId="TOCHeading">
-    <w:name w:val="TOC Heading"/>
-    <w:basedOn w:val="Heading1"/>
-    <w:next w:val="Normal"/>
-    <w:uiPriority w:val="39"/>
-    <w:unhideWhenUsed/>
-    <w:qFormat/>
-    <w:rsid w:val="00325e28"/>
-    <w:pPr>
-      <w:outlineLvl w:val="9"/>
-    </w:pPr>
-    <w:rPr>
-      <w:lang w:eastAsia="ru-RU"/>
-    </w:rPr>
-  </w:style>
-  <w:style w:type="paragraph" w:styleId="TOC3">
-    <w:name w:val="toc 3"/>
-    <w:basedOn w:val="Normal"/>
-    <w:next w:val="Normal"/>
-    <w:autoRedefine/>
-    <w:uiPriority w:val="39"/>
-    <w:unhideWhenUsed/>
-    <w:rsid w:val="00325e28"/>
-    <w:pPr>
-      <w:spacing w:before="0" w:after="100"/>
-      <w:ind w:left="440"/>
-    </w:pPr>
-    <w:rPr/>
-  </w:style>
-  <w:style w:type="paragraph" w:styleId="TOC1">
-    <w:name w:val="toc 1"/>
-    <w:basedOn w:val="Normal"/>
-    <w:next w:val="Normal"/>
-    <w:autoRedefine/>
-    <w:uiPriority w:val="39"/>
-    <w:unhideWhenUsed/>
-    <w:rsid w:val="00325e28"/>
-    <w:pPr>
-      <w:spacing w:before="0" w:after="100"/>
-    </w:pPr>
-    <w:rPr/>
-  </w:style>
-  <w:style w:type="paragraph" w:styleId="TOC2">
-    <w:name w:val="toc 2"/>
-    <w:basedOn w:val="Normal"/>
-    <w:next w:val="Normal"/>
-    <w:autoRedefine/>
-    <w:uiPriority w:val="39"/>
-    <w:unhideWhenUsed/>
-    <w:rsid w:val="00006749"/>
-    <w:pPr>
-      <w:tabs>
-        <w:tab w:val="clear" w:pos="708"/>
-        <w:tab w:val="left" w:pos="660" w:leader="none"/>
-        <w:tab w:val="right" w:pos="9345" w:leader="dot"/>
-      </w:tabs>
-      <w:spacing w:before="0" w:after="100"/>
-      <w:ind w:left="220"/>
-    </w:pPr>
-    <w:rPr>
-      <w:rFonts w:cs="Calibri" w:cstheme="minorHAnsi"/>
-      <w:b/>
-    </w:rPr>
-  </w:style>
-  <w:style w:type="paragraph" w:styleId="NormalWeb">
-    <w:name w:val="Normal (Web)"/>
-    <w:basedOn w:val="Normal"/>
-    <w:uiPriority w:val="99"/>
-    <w:semiHidden/>
-    <w:unhideWhenUsed/>
-    <w:qFormat/>
-    <w:rsid w:val="00155179"/>
-    <w:pPr>
-      <w:spacing w:lineRule="auto" w:line="240" w:beforeAutospacing="1" w:afterAutospacing="1"/>
-    </w:pPr>
-    <w:rPr>
-      <w:rFonts w:ascii="Times New Roman" w:hAnsi="Times New Roman" w:eastAsia="Times New Roman" w:cs="Times New Roman"/>
-      <w:sz w:val="24"/>
-      <w:szCs w:val="24"/>
-      <w:lang w:eastAsia="ru-RU"/>
-    </w:rPr>
-  </w:style>
-  <w:style w:type="paragraph" w:styleId="BalloonText">
-    <w:name w:val="Balloon Text"/>
-    <w:basedOn w:val="Normal"/>
-    <w:link w:val="Style10"/>
-    <w:uiPriority w:val="99"/>
-    <w:semiHidden/>
-    <w:unhideWhenUsed/>
-    <w:qFormat/>
-    <w:rsid w:val="00ea2e34"/>
-    <w:pPr>
-      <w:spacing w:lineRule="auto" w:line="240" w:before="0" w:after="0"/>
-    </w:pPr>
-    <w:rPr>
-      <w:rFonts w:ascii="Segoe UI" w:hAnsi="Segoe UI" w:cs="Segoe UI"/>
-      <w:sz w:val="18"/>
-      <w:szCs w:val="18"/>
-    </w:rPr>
-  </w:style>
-  <w:style w:type="numbering" w:styleId="Style13" w:customStyle="1">
+  <w:style w:type="numbering" w:styleId="Style13" w:default="1">
     <w:name w:val="Без списка"/>
     <w:uiPriority w:val="99"/>
     <w:semiHidden/>
@@ -1651,16 +1543,4 @@
     </a:fmtScheme>
   </a:themeElements>
 </a:theme>
-</file>
-
-<file path=customXml/item1.xml><?xml version="1.0" encoding="utf-8"?>
-<b:Sources xmlns:b="http://schemas.openxmlformats.org/officeDocument/2006/bibliography" xmlns="http://schemas.openxmlformats.org/officeDocument/2006/bibliography" SelectedStyle="\APASixthEditionOfficeOnline.xsl" StyleName="APA" Version="6"/>
-</file>
-
-<file path=customXml/itemProps1.xml><?xml version="1.0" encoding="utf-8"?>
-<ds:datastoreItem xmlns:ds="http://schemas.openxmlformats.org/officeDocument/2006/customXml" ds:itemID="{22536658-6CE2-466E-B7A5-2F9634E50A95}">
-  <ds:schemaRefs>
-    <ds:schemaRef ds:uri="http://schemas.openxmlformats.org/officeDocument/2006/bibliography"/>
-  </ds:schemaRefs>
-</ds:datastoreItem>
 </file>